--- a/Modele_Handover.docx
+++ b/Modele_Handover.docx
@@ -4,7 +4,7 @@
   <w:body>
     <w:p>
       <w:pPr>
-        <w:pStyle w:val="Corpsdetexte"/>
+        <w:pStyle w:val="BodyText"/>
         <w:spacing w:before="98"/>
         <w:rPr>
           <w:rFonts w:ascii="Times New Roman"/>
@@ -13,7 +13,7 @@
     </w:p>
     <w:p>
       <w:pPr>
-        <w:pStyle w:val="Corpsdetexte"/>
+        <w:pStyle w:val="BodyText"/>
         <w:ind w:left="211"/>
         <w:rPr>
           <w:rFonts w:ascii="Times New Roman"/>
@@ -63,7 +63,7 @@
     </w:p>
     <w:p>
       <w:pPr>
-        <w:pStyle w:val="Corpsdetexte"/>
+        <w:pStyle w:val="BodyText"/>
         <w:spacing w:before="162"/>
         <w:rPr>
           <w:rFonts w:ascii="Times New Roman"/>
@@ -72,7 +72,7 @@
     </w:p>
     <w:p>
       <w:pPr>
-        <w:pStyle w:val="Corpsdetexte"/>
+        <w:pStyle w:val="BodyText"/>
         <w:ind w:left="540"/>
       </w:pPr>
       <w:r>
@@ -82,7 +82,7 @@
         <mc:AlternateContent>
           <mc:Choice Requires="wpg">
             <w:drawing>
-              <wp:anchor distT="0" distB="0" distL="0" distR="0" simplePos="0" relativeHeight="15734784" behindDoc="0" locked="0" layoutInCell="1" allowOverlap="1" wp14:anchorId="5DA98670" wp14:editId="4B97668E">
+              <wp:anchor distT="0" distB="0" distL="0" distR="0" simplePos="0" relativeHeight="251652096" behindDoc="0" locked="0" layoutInCell="1" allowOverlap="1" wp14:anchorId="5DA98670" wp14:editId="4B97668E">
                 <wp:simplePos x="0" y="0"/>
                 <wp:positionH relativeFrom="page">
                   <wp:posOffset>571817</wp:posOffset>
@@ -322,18 +322,18 @@
           </mc:Choice>
           <mc:Fallback>
             <w:pict>
-              <v:group w14:anchorId="5DA98670" id="Group 4" o:spid="_x0000_s1026" style="position:absolute;left:0;text-align:left;margin-left:45pt;margin-top:-18.45pt;width:269.15pt;height:12.25pt;z-index:15734784;mso-wrap-distance-left:0;mso-wrap-distance-right:0;mso-position-horizontal-relative:page" coordsize="34182,1555" o:gfxdata="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">
-                <v:shape id="Graphic 5" o:spid="_x0000_s1027" style="position:absolute;left:623;top:253;width:33560;height:1270;visibility:visible;mso-wrap-style:square;v-text-anchor:top" coordsize="3355975,127000" o:gfxdata="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" path="m3333277,l22451,,5612,28263,,63500,5612,98736r16839,28264l3333277,127000r16839,-28264l3355729,63500r-5613,-35237l3333277,xe" fillcolor="#ffd100" stroked="f">
+              <v:group w14:anchorId="5DA98670" id="Group 4" o:spid="_x0000_s1026" style="position:absolute;left:0;text-align:left;margin-left:45pt;margin-top:-18.45pt;width:269.15pt;height:12.25pt;z-index:251652096;mso-wrap-distance-left:0;mso-wrap-distance-right:0;mso-position-horizontal-relative:page" coordsize="34182,1555" o:gfxdata="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">
+                <v:shape id="Graphic 5" o:spid="_x0000_s1027" style="position:absolute;left:623;top:253;width:33560;height:1270;visibility:visible;mso-wrap-style:square;v-text-anchor:top" coordsize="3355975,127000" o:gfxdata="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" path="m3333277,l22451,,5612,28263,,63500,5612,98736r16839,28264l3333277,127000r16839,-28264l3355729,63500r-5613,-35237l3333277,xe" fillcolor="#ffd100" stroked="f">
                   <v:path arrowok="t"/>
                 </v:shape>
-                <v:shape id="Graphic 6" o:spid="_x0000_s1028" style="position:absolute;width:34048;height:1555;visibility:visible;mso-wrap-style:square;v-text-anchor:top" coordsize="3404870,155575" o:gfxdata="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" path="m3404870,l,,,155575r3404870,l3404870,xe" fillcolor="yellow" stroked="f">
+                <v:shape id="Graphic 6" o:spid="_x0000_s1028" style="position:absolute;width:34048;height:1555;visibility:visible;mso-wrap-style:square;v-text-anchor:top" coordsize="3404870,155575" o:gfxdata="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" path="m3404870,l,,,155575r3404870,l3404870,xe" fillcolor="yellow" stroked="f">
                   <v:path arrowok="t"/>
                 </v:shape>
                 <v:shapetype id="_x0000_t202" coordsize="21600,21600" o:spt="202" path="m,l,21600r21600,l21600,xe">
                   <v:stroke joinstyle="miter"/>
                   <v:path gradientshapeok="t" o:connecttype="rect"/>
                 </v:shapetype>
-                <v:shape id="Textbox 7" o:spid="_x0000_s1029" type="#_x0000_t202" style="position:absolute;width:34182;height:1555;visibility:visible;mso-wrap-style:square;v-text-anchor:top" o:gfxdata="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" filled="f" stroked="f">
+                <v:shape id="Textbox 7" o:spid="_x0000_s1029" type="#_x0000_t202" style="position:absolute;width:34182;height:1555;visibility:visible;mso-wrap-style:square;v-text-anchor:top" o:gfxdata="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" filled="f" stroked="f">
                   <v:textbox inset="0,0,0,0">
                     <w:txbxContent>
                       <w:p>
@@ -471,7 +471,7 @@
     </w:p>
     <w:p>
       <w:pPr>
-        <w:pStyle w:val="Corpsdetexte"/>
+        <w:pStyle w:val="BodyText"/>
         <w:spacing w:before="49"/>
         <w:rPr>
           <w:sz w:val="22"/>
@@ -540,7 +540,7 @@
     </w:p>
     <w:p>
       <w:pPr>
-        <w:pStyle w:val="Corpsdetexte"/>
+        <w:pStyle w:val="BodyText"/>
         <w:rPr>
           <w:b/>
           <w:sz w:val="5"/>
@@ -703,7 +703,7 @@
               <mc:AlternateContent>
                 <mc:Choice Requires="wpg">
                   <w:drawing>
-                    <wp:anchor distT="0" distB="0" distL="0" distR="0" simplePos="0" relativeHeight="251664896" behindDoc="1" locked="0" layoutInCell="1" allowOverlap="1" wp14:anchorId="0A4636B2" wp14:editId="094FB6DB">
+                    <wp:anchor distT="0" distB="0" distL="0" distR="0" simplePos="0" relativeHeight="251657216" behindDoc="1" locked="0" layoutInCell="1" allowOverlap="1" wp14:anchorId="0A4636B2" wp14:editId="094FB6DB">
                       <wp:simplePos x="0" y="0"/>
                       <wp:positionH relativeFrom="column">
                         <wp:posOffset>56161</wp:posOffset>
@@ -902,7 +902,7 @@
               <mc:AlternateContent>
                 <mc:Choice Requires="wpg">
                   <w:drawing>
-                    <wp:anchor distT="0" distB="0" distL="0" distR="0" simplePos="0" relativeHeight="251650560" behindDoc="1" locked="0" layoutInCell="1" allowOverlap="1" wp14:anchorId="1FC77C7B" wp14:editId="42FF42D7">
+                    <wp:anchor distT="0" distB="0" distL="0" distR="0" simplePos="0" relativeHeight="251653120" behindDoc="1" locked="0" layoutInCell="1" allowOverlap="1" wp14:anchorId="1FC77C7B" wp14:editId="42FF42D7">
                       <wp:simplePos x="0" y="0"/>
                       <wp:positionH relativeFrom="column">
                         <wp:posOffset>52352</wp:posOffset>
@@ -1050,7 +1050,7 @@
               <mc:AlternateContent>
                 <mc:Choice Requires="wpg">
                   <w:drawing>
-                    <wp:anchor distT="0" distB="0" distL="0" distR="0" simplePos="0" relativeHeight="251663872" behindDoc="1" locked="0" layoutInCell="1" allowOverlap="1" wp14:anchorId="55B408DF" wp14:editId="76C539E3">
+                    <wp:anchor distT="0" distB="0" distL="0" distR="0" simplePos="0" relativeHeight="251656192" behindDoc="1" locked="0" layoutInCell="1" allowOverlap="1" wp14:anchorId="55B408DF" wp14:editId="76C539E3">
                       <wp:simplePos x="0" y="0"/>
                       <wp:positionH relativeFrom="column">
                         <wp:posOffset>59082</wp:posOffset>
@@ -1254,7 +1254,7 @@
               <mc:AlternateContent>
                 <mc:Choice Requires="wpg">
                   <w:drawing>
-                    <wp:anchor distT="0" distB="0" distL="0" distR="0" simplePos="0" relativeHeight="251661824" behindDoc="1" locked="0" layoutInCell="1" allowOverlap="1" wp14:anchorId="074AA25E" wp14:editId="1938DAE6">
+                    <wp:anchor distT="0" distB="0" distL="0" distR="0" simplePos="0" relativeHeight="251655168" behindDoc="1" locked="0" layoutInCell="1" allowOverlap="1" wp14:anchorId="074AA25E" wp14:editId="1938DAE6">
                       <wp:simplePos x="0" y="0"/>
                       <wp:positionH relativeFrom="column">
                         <wp:posOffset>56161</wp:posOffset>
@@ -1504,7 +1504,7 @@
               <mc:AlternateContent>
                 <mc:Choice Requires="wpg">
                   <w:drawing>
-                    <wp:anchor distT="0" distB="0" distL="0" distR="0" simplePos="0" relativeHeight="251655680" behindDoc="1" locked="0" layoutInCell="1" allowOverlap="1" wp14:anchorId="209DEF24" wp14:editId="65EC04E1">
+                    <wp:anchor distT="0" distB="0" distL="0" distR="0" simplePos="0" relativeHeight="251654144" behindDoc="1" locked="0" layoutInCell="1" allowOverlap="1" wp14:anchorId="209DEF24" wp14:editId="65EC04E1">
                       <wp:simplePos x="0" y="0"/>
                       <wp:positionH relativeFrom="column">
                         <wp:posOffset>56161</wp:posOffset>
@@ -1650,26 +1650,6 @@
               </w:rPr>
               <w:t>{{DATE}}</w:t>
             </w:r>
-            <w:r>
-              <w:rPr>
-                <w:sz w:val="20"/>
-              </w:rPr>
-            </w:r>
-            <w:r>
-              <w:rPr>
-                <w:sz w:val="20"/>
-              </w:rPr>
-            </w:r>
-            <w:r>
-              <w:rPr>
-                <w:sz w:val="20"/>
-              </w:rPr>
-            </w:r>
-            <w:r>
-              <w:rPr>
-                <w:sz w:val="20"/>
-              </w:rPr>
-            </w:r>
           </w:p>
         </w:tc>
       </w:tr>
@@ -1805,7 +1785,7 @@
     </w:tbl>
     <w:p>
       <w:pPr>
-        <w:pStyle w:val="Corpsdetexte"/>
+        <w:pStyle w:val="BodyText"/>
         <w:rPr>
           <w:b/>
         </w:rPr>
@@ -1819,7 +1799,7 @@
     </w:p>
     <w:tbl>
       <w:tblPr>
-        <w:tblStyle w:val="Grilledutableau"/>
+        <w:tblStyle w:val="TableGrid"/>
         <w:tblW w:w="0" w:type="auto"/>
         <w:tblInd w:w="535" w:type="dxa"/>
         <w:tblLook w:val="04A0" w:firstRow="1" w:lastRow="0" w:firstColumn="1" w:lastColumn="0" w:noHBand="0" w:noVBand="1"/>
@@ -1837,7 +1817,7 @@
           </w:tcPr>
           <w:p>
             <w:pPr>
-              <w:pStyle w:val="Corpsdetexte"/>
+              <w:pStyle w:val="BodyText"/>
               <w:spacing w:before="59" w:line="247" w:lineRule="auto"/>
             </w:pPr>
             <w:r>
@@ -1905,25 +1885,18 @@
           </w:tcPr>
           <w:p>
             <w:pPr>
-              <w:pStyle w:val="Corpsdetexte"/>
+              <w:pStyle w:val="BodyText"/>
               <w:spacing w:before="59" w:line="247" w:lineRule="auto"/>
             </w:pPr>
             <w:r>
               <w:t>{{DEBUT_SORTANT}}</w:t>
             </w:r>
-            <w:r/>
-            <w:r/>
-            <w:r/>
-            <w:r/>
-            <w:r/>
-          </w:p>
-          <w:p>
-            <w:pPr>
-              <w:pStyle w:val="Corpsdetexte"/>
+          </w:p>
+          <w:p>
+            <w:pPr>
+              <w:pStyle w:val="BodyText"/>
               <w:spacing w:before="59" w:line="247" w:lineRule="auto"/>
             </w:pPr>
-            <w:r/>
-            <w:r/>
           </w:p>
         </w:tc>
         <w:tc>
@@ -1932,7 +1905,7 @@
           </w:tcPr>
           <w:p>
             <w:pPr>
-              <w:pStyle w:val="Corpsdetexte"/>
+              <w:pStyle w:val="BodyText"/>
               <w:spacing w:before="59" w:line="247" w:lineRule="auto"/>
             </w:pPr>
             <w:r>
@@ -1946,25 +1919,18 @@
           </w:tcPr>
           <w:p>
             <w:pPr>
-              <w:pStyle w:val="Corpsdetexte"/>
+              <w:pStyle w:val="BodyText"/>
               <w:spacing w:before="59" w:line="247" w:lineRule="auto"/>
             </w:pPr>
             <w:r>
               <w:t>{{FIN_SORTANT}}</w:t>
             </w:r>
-            <w:r/>
-            <w:r/>
-            <w:r/>
-            <w:r/>
-            <w:r/>
-          </w:p>
-          <w:p>
-            <w:pPr>
-              <w:pStyle w:val="Corpsdetexte"/>
+          </w:p>
+          <w:p>
+            <w:pPr>
+              <w:pStyle w:val="BodyText"/>
               <w:spacing w:before="59" w:line="247" w:lineRule="auto"/>
             </w:pPr>
-            <w:r/>
-            <w:r/>
           </w:p>
         </w:tc>
       </w:tr>
@@ -1975,7 +1941,7 @@
           </w:tcPr>
           <w:p>
             <w:pPr>
-              <w:pStyle w:val="Corpsdetexte"/>
+              <w:pStyle w:val="BodyText"/>
               <w:spacing w:before="59" w:line="247" w:lineRule="auto"/>
             </w:pPr>
             <w:r>
@@ -1989,7 +1955,7 @@
           </w:tcPr>
           <w:p>
             <w:pPr>
-              <w:pStyle w:val="Corpsdetexte"/>
+              <w:pStyle w:val="BodyText"/>
               <w:spacing w:before="59" w:line="247" w:lineRule="auto"/>
             </w:pPr>
             <w:r>
@@ -2003,7 +1969,7 @@
           </w:tcPr>
           <w:p>
             <w:pPr>
-              <w:pStyle w:val="Corpsdetexte"/>
+              <w:pStyle w:val="BodyText"/>
               <w:spacing w:before="59" w:line="247" w:lineRule="auto"/>
             </w:pPr>
             <w:r>
@@ -2017,7 +1983,7 @@
           </w:tcPr>
           <w:p>
             <w:pPr>
-              <w:pStyle w:val="Corpsdetexte"/>
+              <w:pStyle w:val="BodyText"/>
               <w:spacing w:before="59" w:line="247" w:lineRule="auto"/>
             </w:pPr>
             <w:r>
@@ -2033,7 +1999,7 @@
           </w:tcPr>
           <w:p>
             <w:pPr>
-              <w:pStyle w:val="Corpsdetexte"/>
+              <w:pStyle w:val="BodyText"/>
               <w:spacing w:before="59" w:line="247" w:lineRule="auto"/>
             </w:pPr>
             <w:r>
@@ -2048,7 +2014,7 @@
           </w:tcPr>
           <w:p>
             <w:pPr>
-              <w:pStyle w:val="Corpsdetexte"/>
+              <w:pStyle w:val="BodyText"/>
               <w:spacing w:before="59" w:line="247" w:lineRule="auto"/>
             </w:pPr>
             <w:r>
@@ -2064,7 +2030,7 @@
           </w:tcPr>
           <w:p>
             <w:pPr>
-              <w:pStyle w:val="Corpsdetexte"/>
+              <w:pStyle w:val="BodyText"/>
               <w:spacing w:before="59" w:line="247" w:lineRule="auto"/>
             </w:pPr>
             <w:r>
@@ -2079,7 +2045,7 @@
           </w:tcPr>
           <w:p>
             <w:pPr>
-              <w:pStyle w:val="Corpsdetexte"/>
+              <w:pStyle w:val="BodyText"/>
               <w:spacing w:before="59" w:line="247" w:lineRule="auto"/>
             </w:pPr>
             <w:r>
@@ -2091,7 +2057,7 @@
     </w:tbl>
     <w:p>
       <w:pPr>
-        <w:pStyle w:val="Corpsdetexte"/>
+        <w:pStyle w:val="BodyText"/>
         <w:spacing w:before="1" w:line="252" w:lineRule="auto"/>
         <w:ind w:left="540" w:right="4668"/>
         <w:rPr>
@@ -2101,7 +2067,7 @@
     </w:p>
     <w:tbl>
       <w:tblPr>
-        <w:tblStyle w:val="Grilledutableau"/>
+        <w:tblStyle w:val="TableGrid"/>
         <w:tblW w:w="10530" w:type="dxa"/>
         <w:tblInd w:w="535" w:type="dxa"/>
         <w:tblLook w:val="04A0" w:firstRow="1" w:lastRow="0" w:firstColumn="1" w:lastColumn="0" w:noHBand="0" w:noVBand="1"/>
@@ -2122,7 +2088,7 @@
           </w:tcPr>
           <w:p>
             <w:pPr>
-              <w:pStyle w:val="Corpsdetexte"/>
+              <w:pStyle w:val="BodyText"/>
               <w:spacing w:line="252" w:lineRule="auto"/>
               <w:rPr>
                 <w:spacing w:val="-6"/>
@@ -2142,7 +2108,7 @@
           </w:tcPr>
           <w:p>
             <w:pPr>
-              <w:pStyle w:val="Corpsdetexte"/>
+              <w:pStyle w:val="BodyText"/>
               <w:spacing w:line="252" w:lineRule="auto"/>
               <w:rPr>
                 <w:spacing w:val="-6"/>
@@ -2154,40 +2120,15 @@
               </w:rPr>
               <w:t>{{DEBUT_ENTRANT}}</w:t>
             </w:r>
-            <w:r>
+          </w:p>
+          <w:p>
+            <w:pPr>
+              <w:pStyle w:val="BodyText"/>
+              <w:spacing w:line="252" w:lineRule="auto"/>
               <w:rPr>
                 <w:spacing w:val="-6"/>
               </w:rPr>
-            </w:r>
-            <w:r>
-              <w:rPr>
-                <w:spacing w:val="-6"/>
-              </w:rPr>
-            </w:r>
-            <w:r>
-              <w:rPr>
-                <w:spacing w:val="-6"/>
-              </w:rPr>
-            </w:r>
-          </w:p>
-          <w:p>
-            <w:pPr>
-              <w:pStyle w:val="Corpsdetexte"/>
-              <w:spacing w:line="252" w:lineRule="auto"/>
-              <w:rPr>
-                <w:spacing w:val="-6"/>
-              </w:rPr>
-            </w:pPr>
-            <w:r>
-              <w:rPr>
-                <w:spacing w:val="-6"/>
-              </w:rPr>
-            </w:r>
-            <w:r>
-              <w:rPr>
-                <w:spacing w:val="-6"/>
-              </w:rPr>
-            </w:r>
+            </w:pPr>
           </w:p>
         </w:tc>
         <w:tc>
@@ -2196,7 +2137,7 @@
           </w:tcPr>
           <w:p>
             <w:pPr>
-              <w:pStyle w:val="Corpsdetexte"/>
+              <w:pStyle w:val="BodyText"/>
               <w:tabs>
                 <w:tab w:val="right" w:pos="2664"/>
               </w:tabs>
@@ -2219,7 +2160,7 @@
           </w:tcPr>
           <w:p>
             <w:pPr>
-              <w:pStyle w:val="Corpsdetexte"/>
+              <w:pStyle w:val="BodyText"/>
               <w:spacing w:line="252" w:lineRule="auto"/>
               <w:rPr>
                 <w:spacing w:val="-6"/>
@@ -2231,45 +2172,15 @@
               </w:rPr>
               <w:t>{{FIN_ENTRANT}}</w:t>
             </w:r>
-            <w:r>
+          </w:p>
+          <w:p>
+            <w:pPr>
+              <w:pStyle w:val="BodyText"/>
+              <w:spacing w:line="252" w:lineRule="auto"/>
               <w:rPr>
                 <w:spacing w:val="-6"/>
               </w:rPr>
-            </w:r>
-            <w:r>
-              <w:rPr>
-                <w:spacing w:val="-6"/>
-              </w:rPr>
-            </w:r>
-            <w:r>
-              <w:rPr>
-                <w:spacing w:val="-6"/>
-              </w:rPr>
-            </w:r>
-            <w:r>
-              <w:rPr>
-                <w:spacing w:val="-6"/>
-              </w:rPr>
-            </w:r>
-          </w:p>
-          <w:p>
-            <w:pPr>
-              <w:pStyle w:val="Corpsdetexte"/>
-              <w:spacing w:line="252" w:lineRule="auto"/>
-              <w:rPr>
-                <w:spacing w:val="-6"/>
-              </w:rPr>
-            </w:pPr>
-            <w:r>
-              <w:rPr>
-                <w:spacing w:val="-6"/>
-              </w:rPr>
-            </w:r>
-            <w:r>
-              <w:rPr>
-                <w:spacing w:val="-6"/>
-              </w:rPr>
-            </w:r>
+            </w:pPr>
           </w:p>
         </w:tc>
       </w:tr>
@@ -2280,7 +2191,7 @@
           </w:tcPr>
           <w:p>
             <w:pPr>
-              <w:pStyle w:val="Corpsdetexte"/>
+              <w:pStyle w:val="BodyText"/>
               <w:spacing w:line="252" w:lineRule="auto"/>
               <w:rPr>
                 <w:spacing w:val="-6"/>
@@ -2306,7 +2217,7 @@
           </w:tcPr>
           <w:p>
             <w:pPr>
-              <w:pStyle w:val="Corpsdetexte"/>
+              <w:pStyle w:val="BodyText"/>
               <w:spacing w:line="252" w:lineRule="auto"/>
               <w:rPr>
                 <w:spacing w:val="-6"/>
@@ -2326,7 +2237,7 @@
           </w:tcPr>
           <w:p>
             <w:pPr>
-              <w:pStyle w:val="Corpsdetexte"/>
+              <w:pStyle w:val="BodyText"/>
               <w:spacing w:line="252" w:lineRule="auto"/>
               <w:rPr>
                 <w:spacing w:val="-6"/>
@@ -2346,7 +2257,7 @@
           </w:tcPr>
           <w:p>
             <w:pPr>
-              <w:pStyle w:val="Corpsdetexte"/>
+              <w:pStyle w:val="BodyText"/>
               <w:spacing w:line="252" w:lineRule="auto"/>
               <w:rPr>
                 <w:spacing w:val="-6"/>
@@ -2365,7 +2276,7 @@
           </w:tcPr>
           <w:p>
             <w:pPr>
-              <w:pStyle w:val="Corpsdetexte"/>
+              <w:pStyle w:val="BodyText"/>
               <w:spacing w:line="252" w:lineRule="auto"/>
               <w:rPr>
                 <w:spacing w:val="-6"/>
@@ -2386,7 +2297,7 @@
           </w:tcPr>
           <w:p>
             <w:pPr>
-              <w:pStyle w:val="Corpsdetexte"/>
+              <w:pStyle w:val="BodyText"/>
               <w:spacing w:line="252" w:lineRule="auto"/>
               <w:rPr>
                 <w:spacing w:val="-6"/>
@@ -2404,44 +2315,7 @@
     </w:tbl>
     <w:p>
       <w:pPr>
-        <w:pStyle w:val="Corpsdetexte"/>
-        <w:spacing w:line="252" w:lineRule="auto"/>
-        <w:rPr>
-          <w:spacing w:val="-6"/>
-        </w:rPr>
-      </w:pPr>
-      <w:r>
-        <w:rPr>
-          <w:spacing w:val="-6"/>
-        </w:rPr>
-        <w:t xml:space="preserve">                       </w:t>
-      </w:r>
-      <w:r>
-        <w:rPr>
-          <w:spacing w:val="-6"/>
-        </w:rPr>
-        <w:t xml:space="preserve">*means the closing shift </w:t>
-      </w:r>
-    </w:p>
-    <w:p>
-      <w:pPr>
-        <w:pStyle w:val="Corpsdetexte"/>
-        <w:spacing w:line="252" w:lineRule="auto"/>
-        <w:ind w:firstLine="720"/>
-        <w:rPr>
-          <w:spacing w:val="-6"/>
-        </w:rPr>
-      </w:pPr>
-      <w:r>
-        <w:rPr>
-          <w:spacing w:val="-6"/>
-        </w:rPr>
-        <w:t>** means the starting shift</w:t>
-      </w:r>
-    </w:p>
-    <w:p>
-      <w:pPr>
-        <w:pStyle w:val="Corpsdetexte"/>
+        <w:pStyle w:val="BodyText"/>
         <w:spacing w:line="252" w:lineRule="auto"/>
         <w:rPr>
           <w:spacing w:val="-6"/>
@@ -2450,7 +2324,7 @@
     </w:p>
     <w:p>
       <w:pPr>
-        <w:pStyle w:val="Corpsdetexte"/>
+        <w:pStyle w:val="BodyText"/>
         <w:spacing w:line="252" w:lineRule="auto"/>
         <w:sectPr>
           <w:type w:val="continuous"/>
@@ -2481,8 +2355,7 @@
       </w:tblPr>
       <w:tblGrid>
         <w:gridCol w:w="420"/>
-        <w:gridCol w:w="1426"/>
-        <w:gridCol w:w="3287"/>
+        <w:gridCol w:w="4713"/>
         <w:gridCol w:w="420"/>
         <w:gridCol w:w="4927"/>
       </w:tblGrid>
@@ -2493,7 +2366,7 @@
         <w:tc>
           <w:tcPr>
             <w:tcW w:w="10480" w:type="dxa"/>
-            <w:gridSpan w:val="5"/>
+            <w:gridSpan w:val="4"/>
             <w:tcBorders>
               <w:top w:val="nil"/>
               <w:left w:val="nil"/>
@@ -2538,85 +2411,157 @@
         </w:trPr>
         <w:tc>
           <w:tcPr>
-            <w:tcW w:w="1846" w:type="dxa"/>
-            <w:gridSpan w:val="2"/>
-            <w:vMerge w:val="restart"/>
+            <w:tcW w:w="420" w:type="dxa"/>
             <w:tcBorders>
-              <w:top w:val="nil"/>
-              <w:right w:val="nil"/>
-            </w:tcBorders>
-          </w:tcPr>
-          <w:p>
-            <w:pPr>
-              <w:rPr>
-                <w:sz w:val="2"/>
-                <w:szCs w:val="2"/>
-              </w:rPr>
-            </w:pPr>
-          </w:p>
-        </w:tc>
-        <w:tc>
-          <w:tcPr>
-            <w:tcW w:w="8634" w:type="dxa"/>
-            <w:gridSpan w:val="3"/>
-            <w:tcBorders>
-              <w:top w:val="dotted" w:sz="4" w:space="0" w:color="000000"/>
-              <w:left w:val="nil"/>
               <w:bottom w:val="dotted" w:sz="4" w:space="0" w:color="000000"/>
             </w:tcBorders>
           </w:tcPr>
           <w:p>
             <w:pPr>
               <w:pStyle w:val="TableParagraph"/>
-              <w:rPr>
-                <w:rFonts w:ascii="Times New Roman"/>
+              <w:spacing w:before="105" w:line="225" w:lineRule="exact"/>
+              <w:ind w:left="11" w:right="5"/>
+              <w:jc w:val="center"/>
+              <w:rPr>
+                <w:b/>
                 <w:sz w:val="20"/>
               </w:rPr>
             </w:pPr>
-          </w:p>
-        </w:tc>
-      </w:tr>
-      <w:tr>
-        <w:trPr>
-          <w:trHeight w:val="350"/>
-        </w:trPr>
-        <w:tc>
-          <w:tcPr>
-            <w:tcW w:w="1846" w:type="dxa"/>
-            <w:gridSpan w:val="2"/>
-            <w:vMerge/>
+            <w:r>
+              <w:rPr>
+                <w:b/>
+                <w:spacing w:val="-5"/>
+                <w:sz w:val="20"/>
+              </w:rPr>
+              <w:t>N°</w:t>
+            </w:r>
+          </w:p>
+        </w:tc>
+        <w:tc>
+          <w:tcPr>
+            <w:tcW w:w="4713" w:type="dxa"/>
             <w:tcBorders>
-              <w:top w:val="nil"/>
-              <w:right w:val="nil"/>
-            </w:tcBorders>
-          </w:tcPr>
-          <w:p>
-            <w:pPr>
-              <w:rPr>
-                <w:sz w:val="2"/>
-                <w:szCs w:val="2"/>
-              </w:rPr>
-            </w:pPr>
-          </w:p>
-        </w:tc>
-        <w:tc>
-          <w:tcPr>
-            <w:tcW w:w="8634" w:type="dxa"/>
-            <w:gridSpan w:val="3"/>
-            <w:tcBorders>
-              <w:top w:val="dotted" w:sz="4" w:space="0" w:color="000000"/>
-              <w:left w:val="nil"/>
               <w:bottom w:val="dotted" w:sz="4" w:space="0" w:color="000000"/>
             </w:tcBorders>
           </w:tcPr>
           <w:p>
             <w:pPr>
               <w:pStyle w:val="TableParagraph"/>
-              <w:rPr>
-                <w:rFonts w:ascii="Times New Roman"/>
+              <w:spacing w:before="105" w:line="225" w:lineRule="exact"/>
+              <w:ind w:left="1505"/>
+              <w:rPr>
+                <w:b/>
                 <w:sz w:val="20"/>
               </w:rPr>
             </w:pPr>
+            <w:r>
+              <w:rPr>
+                <w:b/>
+                <w:sz w:val="20"/>
+              </w:rPr>
+              <w:t>Actions</w:t>
+            </w:r>
+            <w:r>
+              <w:rPr>
+                <w:b/>
+                <w:spacing w:val="-1"/>
+                <w:sz w:val="20"/>
+              </w:rPr>
+              <w:t xml:space="preserve"> </w:t>
+            </w:r>
+            <w:r>
+              <w:rPr>
+                <w:b/>
+                <w:sz w:val="20"/>
+              </w:rPr>
+              <w:t>to</w:t>
+            </w:r>
+            <w:r>
+              <w:rPr>
+                <w:b/>
+                <w:spacing w:val="3"/>
+                <w:sz w:val="20"/>
+              </w:rPr>
+              <w:t xml:space="preserve"> </w:t>
+            </w:r>
+            <w:r>
+              <w:rPr>
+                <w:b/>
+                <w:spacing w:val="-2"/>
+                <w:sz w:val="20"/>
+              </w:rPr>
+              <w:t>Complete</w:t>
+            </w:r>
+          </w:p>
+        </w:tc>
+        <w:tc>
+          <w:tcPr>
+            <w:tcW w:w="420" w:type="dxa"/>
+            <w:tcBorders>
+              <w:bottom w:val="dotted" w:sz="4" w:space="0" w:color="000000"/>
+            </w:tcBorders>
+          </w:tcPr>
+          <w:p>
+            <w:pPr>
+              <w:pStyle w:val="TableParagraph"/>
+              <w:spacing w:before="105" w:line="225" w:lineRule="exact"/>
+              <w:ind w:left="11" w:right="7"/>
+              <w:jc w:val="center"/>
+              <w:rPr>
+                <w:b/>
+                <w:sz w:val="20"/>
+              </w:rPr>
+            </w:pPr>
+            <w:r>
+              <w:rPr>
+                <w:b/>
+                <w:spacing w:val="-5"/>
+                <w:sz w:val="20"/>
+              </w:rPr>
+              <w:t>N°</w:t>
+            </w:r>
+          </w:p>
+        </w:tc>
+        <w:tc>
+          <w:tcPr>
+            <w:tcW w:w="4927" w:type="dxa"/>
+            <w:tcBorders>
+              <w:bottom w:val="dotted" w:sz="4" w:space="0" w:color="000000"/>
+            </w:tcBorders>
+          </w:tcPr>
+          <w:p>
+            <w:pPr>
+              <w:pStyle w:val="TableParagraph"/>
+              <w:spacing w:before="105" w:line="225" w:lineRule="exact"/>
+              <w:jc w:val="center"/>
+              <w:rPr>
+                <w:b/>
+                <w:sz w:val="20"/>
+              </w:rPr>
+            </w:pPr>
+            <w:r>
+              <w:rPr>
+                <w:b/>
+                <w:sz w:val="20"/>
+              </w:rPr>
+              <w:t>Completed</w:t>
+            </w:r>
+            <w:r>
+              <w:rPr>
+                <w:b/>
+                <w:spacing w:val="-1"/>
+                <w:sz w:val="20"/>
+              </w:rPr>
+              <w:t xml:space="preserve"> </w:t>
+            </w:r>
+            <w:r>
+              <w:rPr>
+                <w:b/>
+                <w:spacing w:val="-2"/>
+                <w:sz w:val="20"/>
+              </w:rPr>
+              <w:t>Actions</w:t>
+            </w:r>
           </w:p>
         </w:tc>
       </w:tr>
@@ -2626,210 +2571,6 @@
         </w:trPr>
         <w:tc>
           <w:tcPr>
-            <w:tcW w:w="1846" w:type="dxa"/>
-            <w:gridSpan w:val="2"/>
-            <w:vMerge/>
-            <w:tcBorders>
-              <w:top w:val="nil"/>
-              <w:right w:val="nil"/>
-            </w:tcBorders>
-          </w:tcPr>
-          <w:p>
-            <w:pPr>
-              <w:rPr>
-                <w:sz w:val="2"/>
-                <w:szCs w:val="2"/>
-              </w:rPr>
-            </w:pPr>
-          </w:p>
-        </w:tc>
-        <w:tc>
-          <w:tcPr>
-            <w:tcW w:w="8634" w:type="dxa"/>
-            <w:gridSpan w:val="3"/>
-            <w:tcBorders>
-              <w:top w:val="dotted" w:sz="4" w:space="0" w:color="000000"/>
-              <w:left w:val="nil"/>
-            </w:tcBorders>
-          </w:tcPr>
-          <w:p>
-            <w:pPr>
-              <w:pStyle w:val="TableParagraph"/>
-              <w:rPr>
-                <w:rFonts w:ascii="Times New Roman"/>
-                <w:sz w:val="20"/>
-              </w:rPr>
-            </w:pPr>
-          </w:p>
-        </w:tc>
-      </w:tr>
-      <w:tr>
-        <w:trPr>
-          <w:trHeight w:val="350"/>
-        </w:trPr>
-        <w:tc>
-          <w:tcPr>
-            <w:tcW w:w="420" w:type="dxa"/>
-            <w:tcBorders>
-              <w:bottom w:val="dotted" w:sz="4" w:space="0" w:color="000000"/>
-            </w:tcBorders>
-          </w:tcPr>
-          <w:p>
-            <w:pPr>
-              <w:pStyle w:val="TableParagraph"/>
-              <w:spacing w:before="105" w:line="225" w:lineRule="exact"/>
-              <w:ind w:left="11" w:right="5"/>
-              <w:jc w:val="center"/>
-              <w:rPr>
-                <w:b/>
-                <w:sz w:val="20"/>
-              </w:rPr>
-            </w:pPr>
-            <w:r>
-              <w:rPr>
-                <w:b/>
-                <w:spacing w:val="-5"/>
-                <w:sz w:val="20"/>
-              </w:rPr>
-              <w:t>N°</w:t>
-            </w:r>
-          </w:p>
-        </w:tc>
-        <w:tc>
-          <w:tcPr>
-            <w:tcW w:w="4713" w:type="dxa"/>
-            <w:gridSpan w:val="2"/>
-            <w:tcBorders>
-              <w:bottom w:val="dotted" w:sz="4" w:space="0" w:color="000000"/>
-            </w:tcBorders>
-          </w:tcPr>
-          <w:p>
-            <w:pPr>
-              <w:pStyle w:val="TableParagraph"/>
-              <w:spacing w:before="105" w:line="225" w:lineRule="exact"/>
-              <w:ind w:left="1505"/>
-              <w:rPr>
-                <w:b/>
-                <w:sz w:val="20"/>
-              </w:rPr>
-            </w:pPr>
-            <w:r>
-              <w:rPr>
-                <w:b/>
-                <w:sz w:val="20"/>
-              </w:rPr>
-              <w:t>Actions</w:t>
-            </w:r>
-            <w:r>
-              <w:rPr>
-                <w:b/>
-                <w:spacing w:val="-1"/>
-                <w:sz w:val="20"/>
-              </w:rPr>
-              <w:t xml:space="preserve"> </w:t>
-            </w:r>
-            <w:r>
-              <w:rPr>
-                <w:b/>
-                <w:sz w:val="20"/>
-              </w:rPr>
-              <w:t>to</w:t>
-            </w:r>
-            <w:r>
-              <w:rPr>
-                <w:b/>
-                <w:spacing w:val="3"/>
-                <w:sz w:val="20"/>
-              </w:rPr>
-              <w:t xml:space="preserve"> </w:t>
-            </w:r>
-            <w:r>
-              <w:rPr>
-                <w:b/>
-                <w:spacing w:val="-2"/>
-                <w:sz w:val="20"/>
-              </w:rPr>
-              <w:t>Complete</w:t>
-            </w:r>
-          </w:p>
-        </w:tc>
-        <w:tc>
-          <w:tcPr>
-            <w:tcW w:w="420" w:type="dxa"/>
-            <w:tcBorders>
-              <w:bottom w:val="dotted" w:sz="4" w:space="0" w:color="000000"/>
-            </w:tcBorders>
-          </w:tcPr>
-          <w:p>
-            <w:pPr>
-              <w:pStyle w:val="TableParagraph"/>
-              <w:spacing w:before="105" w:line="225" w:lineRule="exact"/>
-              <w:ind w:left="11" w:right="7"/>
-              <w:jc w:val="center"/>
-              <w:rPr>
-                <w:b/>
-                <w:sz w:val="20"/>
-              </w:rPr>
-            </w:pPr>
-            <w:r>
-              <w:rPr>
-                <w:b/>
-                <w:spacing w:val="-5"/>
-                <w:sz w:val="20"/>
-              </w:rPr>
-              <w:t>N°</w:t>
-            </w:r>
-          </w:p>
-        </w:tc>
-        <w:tc>
-          <w:tcPr>
-            <w:tcW w:w="4927" w:type="dxa"/>
-            <w:tcBorders>
-              <w:bottom w:val="dotted" w:sz="4" w:space="0" w:color="000000"/>
-            </w:tcBorders>
-          </w:tcPr>
-          <w:p>
-            <w:pPr>
-              <w:pStyle w:val="TableParagraph"/>
-              <w:spacing w:before="105" w:line="225" w:lineRule="exact"/>
-              <w:jc w:val="center"/>
-              <w:rPr>
-                <w:b/>
-                <w:sz w:val="20"/>
-              </w:rPr>
-            </w:pPr>
-            <w:r>
-              <w:rPr>
-                <w:b/>
-                <w:sz w:val="20"/>
-              </w:rPr>
-              <w:t>Completed</w:t>
-            </w:r>
-            <w:r>
-              <w:rPr>
-                <w:b/>
-                <w:spacing w:val="-1"/>
-                <w:sz w:val="20"/>
-              </w:rPr>
-              <w:t xml:space="preserve"> </w:t>
-            </w:r>
-            <w:r>
-              <w:rPr>
-                <w:b/>
-                <w:spacing w:val="-2"/>
-                <w:sz w:val="20"/>
-              </w:rPr>
-              <w:t>Actions</w:t>
-            </w:r>
-          </w:p>
-        </w:tc>
-      </w:tr>
-      <w:tr>
-        <w:trPr>
-          <w:trHeight w:val="355"/>
-        </w:trPr>
-        <w:tc>
-          <w:tcPr>
             <w:tcW w:w="420" w:type="dxa"/>
             <w:tcBorders>
               <w:top w:val="dotted" w:sz="4" w:space="0" w:color="000000"/>
@@ -2852,7 +2593,6 @@
         <w:tc>
           <w:tcPr>
             <w:tcW w:w="4713" w:type="dxa"/>
-            <w:gridSpan w:val="2"/>
             <w:tcBorders>
               <w:top w:val="dotted" w:sz="4" w:space="0" w:color="000000"/>
               <w:bottom w:val="dotted" w:sz="4" w:space="0" w:color="000000"/>
@@ -2861,16 +2601,12 @@
           <w:p>
             <w:pPr>
               <w:pStyle w:val="TableParagraph"/>
-              <w:numPr>
-                <w:ilvl w:val="0"/>
-                <w:numId w:val="1"/>
-              </w:numPr>
+              <w:ind w:left="720"/>
               <w:rPr>
                 <w:rFonts w:ascii="Times New Roman"/>
                 <w:sz w:val="20"/>
               </w:rPr>
             </w:pPr>
-            <w:proofErr w:type="spellStart"/>
             <w:r>
               <w:rPr>
                 <w:rFonts w:ascii="Times New Roman"/>
@@ -2878,92 +2614,16 @@
               </w:rPr>
               <w:t>{{ACTIONS_A_FAIRE}}</w:t>
             </w:r>
-            <w:proofErr w:type="spellEnd"/>
-            <w:r>
+          </w:p>
+          <w:p>
+            <w:pPr>
+              <w:pStyle w:val="TableParagraph"/>
+              <w:ind w:left="720"/>
               <w:rPr>
                 <w:rFonts w:ascii="Times New Roman"/>
                 <w:sz w:val="20"/>
               </w:rPr>
-            </w:r>
-            <w:proofErr w:type="spellStart"/>
-            <w:r>
-              <w:rPr>
-                <w:rFonts w:ascii="Times New Roman"/>
-                <w:sz w:val="20"/>
-              </w:rPr>
-            </w:r>
-            <w:proofErr w:type="spellEnd"/>
-            <w:r>
-              <w:rPr>
-                <w:rFonts w:ascii="Times New Roman"/>
-                <w:sz w:val="20"/>
-              </w:rPr>
-            </w:r>
-          </w:p>
-          <w:p>
-            <w:pPr>
-              <w:pStyle w:val="TableParagraph"/>
-              <w:numPr>
-                <w:ilvl w:val="0"/>
-                <w:numId w:val="1"/>
-              </w:numPr>
-              <w:rPr>
-                <w:rFonts w:ascii="Times New Roman"/>
-                <w:sz w:val="20"/>
-              </w:rPr>
-            </w:pPr>
-            <w:r>
-              <w:rPr>
-                <w:rFonts w:ascii="Times New Roman"/>
-                <w:sz w:val="20"/>
-              </w:rPr>
-            </w:r>
-            <w:proofErr w:type="spellStart"/>
-            <w:r>
-              <w:rPr>
-                <w:rFonts w:ascii="Times New Roman"/>
-                <w:sz w:val="20"/>
-              </w:rPr>
-            </w:r>
-            <w:r>
-              <w:rPr>
-                <w:rFonts w:ascii="Times New Roman"/>
-                <w:sz w:val="20"/>
-              </w:rPr>
-            </w:r>
-            <w:r>
-              <w:rPr>
-                <w:rFonts w:ascii="Times New Roman"/>
-                <w:sz w:val="20"/>
-              </w:rPr>
-            </w:r>
-            <w:proofErr w:type="spellEnd"/>
-            <w:r>
-              <w:rPr>
-                <w:rFonts w:ascii="Times New Roman"/>
-                <w:sz w:val="20"/>
-              </w:rPr>
-            </w:r>
-            <w:proofErr w:type="spellStart"/>
-            <w:r>
-              <w:rPr>
-                <w:rFonts w:ascii="Times New Roman"/>
-                <w:sz w:val="20"/>
-              </w:rPr>
-            </w:r>
-            <w:proofErr w:type="spellEnd"/>
-            <w:r>
-              <w:rPr>
-                <w:rFonts w:ascii="Times New Roman"/>
-                <w:sz w:val="20"/>
-              </w:rPr>
-            </w:r>
-            <w:r>
-              <w:rPr>
-                <w:rFonts w:ascii="Times New Roman"/>
-                <w:sz w:val="20"/>
-              </w:rPr>
-            </w:r>
+            </w:pPr>
           </w:p>
         </w:tc>
         <w:tc>
@@ -2998,17 +2658,13 @@
           <w:p>
             <w:pPr>
               <w:pStyle w:val="TableParagraph"/>
-              <w:numPr>
-                <w:ilvl w:val="0"/>
-                <w:numId w:val="3"/>
-              </w:numPr>
+              <w:ind w:left="720"/>
               <w:rPr>
                 <w:rFonts w:eastAsia="Times New Roman"/>
                 <w:sz w:val="23"/>
                 <w:szCs w:val="23"/>
               </w:rPr>
             </w:pPr>
-            <w:proofErr w:type="spellStart"/>
             <w:r>
               <w:rPr>
                 <w:rFonts w:eastAsia="Times New Roman"/>
@@ -3017,344 +2673,11 @@
               </w:rPr>
               <w:t>{{ACTIONS_FAITES}}</w:t>
             </w:r>
-            <w:proofErr w:type="spellEnd"/>
-            <w:r>
-              <w:rPr>
-                <w:rFonts w:eastAsia="Times New Roman"/>
-                <w:sz w:val="23"/>
-                <w:szCs w:val="23"/>
-              </w:rPr>
-            </w:r>
           </w:p>
           <w:p>
             <w:pPr>
               <w:pStyle w:val="TableParagraph"/>
-              <w:numPr>
-                <w:ilvl w:val="0"/>
-                <w:numId w:val="3"/>
-              </w:numPr>
-              <w:rPr>
-                <w:rFonts w:eastAsia="Times New Roman"/>
-                <w:sz w:val="23"/>
-                <w:szCs w:val="23"/>
-              </w:rPr>
-            </w:pPr>
-            <w:proofErr w:type="spellStart"/>
-            <w:r>
-              <w:rPr>
-                <w:rFonts w:eastAsia="Times New Roman"/>
-                <w:sz w:val="23"/>
-                <w:szCs w:val="23"/>
-              </w:rPr>
-            </w:r>
-            <w:proofErr w:type="spellEnd"/>
-            <w:r>
-              <w:rPr>
-                <w:rFonts w:eastAsia="Times New Roman"/>
-                <w:sz w:val="23"/>
-                <w:szCs w:val="23"/>
-              </w:rPr>
-            </w:r>
-            <w:proofErr w:type="spellStart"/>
-            <w:r>
-              <w:rPr>
-                <w:rFonts w:eastAsia="Times New Roman"/>
-                <w:sz w:val="23"/>
-                <w:szCs w:val="23"/>
-              </w:rPr>
-            </w:r>
-            <w:proofErr w:type="spellEnd"/>
-            <w:r>
-              <w:rPr>
-                <w:rFonts w:eastAsia="Times New Roman"/>
-                <w:sz w:val="23"/>
-                <w:szCs w:val="23"/>
-              </w:rPr>
-            </w:r>
-            <w:proofErr w:type="spellStart"/>
-            <w:r>
-              <w:rPr>
-                <w:rFonts w:eastAsia="Times New Roman"/>
-                <w:sz w:val="23"/>
-                <w:szCs w:val="23"/>
-              </w:rPr>
-            </w:r>
-            <w:proofErr w:type="spellEnd"/>
-            <w:r>
-              <w:rPr>
-                <w:rFonts w:eastAsia="Times New Roman"/>
-                <w:sz w:val="23"/>
-                <w:szCs w:val="23"/>
-              </w:rPr>
-            </w:r>
-            <w:proofErr w:type="spellStart"/>
-            <w:r>
-              <w:rPr>
-                <w:rFonts w:eastAsia="Times New Roman"/>
-                <w:sz w:val="23"/>
-                <w:szCs w:val="23"/>
-              </w:rPr>
-            </w:r>
-            <w:proofErr w:type="spellEnd"/>
-            <w:r>
-              <w:rPr>
-                <w:rFonts w:eastAsia="Times New Roman"/>
-                <w:sz w:val="23"/>
-                <w:szCs w:val="23"/>
-              </w:rPr>
-            </w:r>
-          </w:p>
-          <w:p>
-            <w:pPr>
-              <w:pStyle w:val="TableParagraph"/>
-              <w:numPr>
-                <w:ilvl w:val="0"/>
-                <w:numId w:val="3"/>
-              </w:numPr>
-              <w:rPr>
-                <w:rFonts w:eastAsia="Times New Roman"/>
-                <w:sz w:val="23"/>
-                <w:szCs w:val="23"/>
-              </w:rPr>
-            </w:pPr>
-            <w:proofErr w:type="spellStart"/>
-            <w:r>
-              <w:rPr>
-                <w:rFonts w:eastAsia="Times New Roman"/>
-                <w:sz w:val="23"/>
-                <w:szCs w:val="23"/>
-              </w:rPr>
-            </w:r>
-            <w:proofErr w:type="spellEnd"/>
-            <w:r>
-              <w:rPr>
-                <w:rFonts w:eastAsia="Times New Roman"/>
-                <w:sz w:val="23"/>
-                <w:szCs w:val="23"/>
-              </w:rPr>
-            </w:r>
-            <w:proofErr w:type="spellStart"/>
-            <w:r>
-              <w:rPr>
-                <w:rFonts w:eastAsia="Times New Roman"/>
-                <w:sz w:val="23"/>
-                <w:szCs w:val="23"/>
-              </w:rPr>
-            </w:r>
-            <w:proofErr w:type="spellEnd"/>
-            <w:r>
-              <w:rPr>
-                <w:rFonts w:eastAsia="Times New Roman"/>
-                <w:sz w:val="23"/>
-                <w:szCs w:val="23"/>
-              </w:rPr>
-            </w:r>
-            <w:proofErr w:type="spellStart"/>
-            <w:r>
-              <w:rPr>
-                <w:rFonts w:eastAsia="Times New Roman"/>
-                <w:sz w:val="23"/>
-                <w:szCs w:val="23"/>
-              </w:rPr>
-            </w:r>
-            <w:proofErr w:type="spellEnd"/>
-            <w:r>
-              <w:rPr>
-                <w:rFonts w:eastAsia="Times New Roman"/>
-                <w:sz w:val="23"/>
-                <w:szCs w:val="23"/>
-              </w:rPr>
-            </w:r>
-          </w:p>
-          <w:p>
-            <w:pPr>
-              <w:pStyle w:val="TableParagraph"/>
-              <w:numPr>
-                <w:ilvl w:val="0"/>
-                <w:numId w:val="3"/>
-              </w:numPr>
-              <w:rPr>
-                <w:rFonts w:eastAsia="Times New Roman"/>
-                <w:sz w:val="23"/>
-                <w:szCs w:val="23"/>
-              </w:rPr>
-            </w:pPr>
-            <w:proofErr w:type="spellStart"/>
-            <w:r>
-              <w:rPr>
-                <w:rFonts w:eastAsia="Times New Roman"/>
-                <w:sz w:val="23"/>
-                <w:szCs w:val="23"/>
-              </w:rPr>
-            </w:r>
-            <w:proofErr w:type="spellEnd"/>
-            <w:r>
-              <w:rPr>
-                <w:rFonts w:eastAsia="Times New Roman"/>
-                <w:sz w:val="23"/>
-                <w:szCs w:val="23"/>
-              </w:rPr>
-            </w:r>
-            <w:proofErr w:type="spellStart"/>
-            <w:r>
-              <w:rPr>
-                <w:rFonts w:eastAsia="Times New Roman"/>
-                <w:sz w:val="23"/>
-                <w:szCs w:val="23"/>
-              </w:rPr>
-            </w:r>
-            <w:proofErr w:type="spellEnd"/>
-            <w:r>
-              <w:rPr>
-                <w:rFonts w:eastAsia="Times New Roman"/>
-                <w:sz w:val="23"/>
-                <w:szCs w:val="23"/>
-              </w:rPr>
-            </w:r>
-            <w:proofErr w:type="spellStart"/>
-            <w:r>
-              <w:rPr>
-                <w:rFonts w:eastAsia="Times New Roman"/>
-                <w:sz w:val="23"/>
-                <w:szCs w:val="23"/>
-              </w:rPr>
-            </w:r>
-            <w:proofErr w:type="spellEnd"/>
-            <w:r>
-              <w:rPr>
-                <w:rFonts w:eastAsia="Times New Roman"/>
-                <w:sz w:val="23"/>
-                <w:szCs w:val="23"/>
-              </w:rPr>
-            </w:r>
-          </w:p>
-          <w:p>
-            <w:pPr>
-              <w:pStyle w:val="TableParagraph"/>
-              <w:numPr>
-                <w:ilvl w:val="0"/>
-                <w:numId w:val="3"/>
-              </w:numPr>
-              <w:rPr>
-                <w:rFonts w:eastAsia="Times New Roman"/>
-                <w:sz w:val="23"/>
-                <w:szCs w:val="23"/>
-              </w:rPr>
-            </w:pPr>
-            <w:proofErr w:type="spellStart"/>
-            <w:r>
-              <w:rPr>
-                <w:rFonts w:eastAsia="Times New Roman"/>
-                <w:sz w:val="23"/>
-                <w:szCs w:val="23"/>
-              </w:rPr>
-            </w:r>
-            <w:proofErr w:type="spellEnd"/>
-            <w:r>
-              <w:rPr>
-                <w:rFonts w:eastAsia="Times New Roman"/>
-                <w:sz w:val="23"/>
-                <w:szCs w:val="23"/>
-              </w:rPr>
-            </w:r>
-            <w:proofErr w:type="spellStart"/>
-            <w:r>
-              <w:rPr>
-                <w:rFonts w:eastAsia="Times New Roman"/>
-                <w:sz w:val="23"/>
-                <w:szCs w:val="23"/>
-              </w:rPr>
-            </w:r>
-            <w:proofErr w:type="spellEnd"/>
-            <w:r>
-              <w:rPr>
-                <w:rFonts w:eastAsia="Times New Roman"/>
-                <w:sz w:val="23"/>
-                <w:szCs w:val="23"/>
-              </w:rPr>
-            </w:r>
-            <w:proofErr w:type="spellStart"/>
-            <w:r>
-              <w:rPr>
-                <w:rFonts w:eastAsia="Times New Roman"/>
-                <w:sz w:val="23"/>
-                <w:szCs w:val="23"/>
-              </w:rPr>
-            </w:r>
-            <w:proofErr w:type="spellEnd"/>
-            <w:r>
-              <w:rPr>
-                <w:rFonts w:eastAsia="Times New Roman"/>
-                <w:sz w:val="23"/>
-                <w:szCs w:val="23"/>
-              </w:rPr>
-            </w:r>
-          </w:p>
-          <w:p>
-            <w:pPr>
-              <w:pStyle w:val="TableParagraph"/>
-              <w:numPr>
-                <w:ilvl w:val="0"/>
-                <w:numId w:val="3"/>
-              </w:numPr>
-              <w:rPr>
-                <w:rFonts w:eastAsia="Times New Roman"/>
-                <w:sz w:val="23"/>
-                <w:szCs w:val="23"/>
-              </w:rPr>
-            </w:pPr>
-            <w:proofErr w:type="spellStart"/>
-            <w:r>
-              <w:rPr>
-                <w:rFonts w:eastAsia="Times New Roman"/>
-                <w:sz w:val="23"/>
-                <w:szCs w:val="23"/>
-              </w:rPr>
-            </w:r>
-            <w:proofErr w:type="spellEnd"/>
-            <w:r>
-              <w:rPr>
-                <w:rFonts w:eastAsia="Times New Roman"/>
-                <w:sz w:val="23"/>
-                <w:szCs w:val="23"/>
-              </w:rPr>
-            </w:r>
-            <w:proofErr w:type="spellStart"/>
-            <w:r>
-              <w:rPr>
-                <w:rFonts w:eastAsia="Times New Roman"/>
-                <w:sz w:val="23"/>
-                <w:szCs w:val="23"/>
-              </w:rPr>
-            </w:r>
-            <w:proofErr w:type="spellEnd"/>
-            <w:r>
-              <w:rPr>
-                <w:rFonts w:eastAsia="Times New Roman"/>
-                <w:sz w:val="23"/>
-                <w:szCs w:val="23"/>
-              </w:rPr>
-            </w:r>
-            <w:proofErr w:type="spellStart"/>
-            <w:r>
-              <w:rPr>
-                <w:rFonts w:eastAsia="Times New Roman"/>
-                <w:sz w:val="23"/>
-                <w:szCs w:val="23"/>
-              </w:rPr>
-            </w:r>
-            <w:proofErr w:type="spellEnd"/>
-            <w:r>
-              <w:rPr>
-                <w:rFonts w:eastAsia="Times New Roman"/>
-                <w:sz w:val="23"/>
-                <w:szCs w:val="23"/>
-              </w:rPr>
-            </w:r>
-          </w:p>
-          <w:p>
-            <w:pPr>
-              <w:pStyle w:val="TableParagraph"/>
+              <w:ind w:left="720"/>
               <w:rPr>
                 <w:rFonts w:eastAsia="Times New Roman"/>
                 <w:sz w:val="23"/>
@@ -3392,7 +2715,6 @@
         <w:tc>
           <w:tcPr>
             <w:tcW w:w="4713" w:type="dxa"/>
-            <w:gridSpan w:val="2"/>
             <w:tcBorders>
               <w:top w:val="dotted" w:sz="4" w:space="0" w:color="000000"/>
             </w:tcBorders>
@@ -3450,7 +2772,7 @@
     </w:tbl>
     <w:p>
       <w:pPr>
-        <w:pStyle w:val="Corpsdetexte"/>
+        <w:pStyle w:val="BodyText"/>
         <w:spacing w:before="111"/>
         <w:rPr>
           <w:lang w:val="fr-FR"/>
@@ -3463,7 +2785,7 @@
         <mc:AlternateContent>
           <mc:Choice Requires="wps">
             <w:drawing>
-              <wp:anchor distT="0" distB="0" distL="0" distR="0" simplePos="0" relativeHeight="487587840" behindDoc="1" locked="0" layoutInCell="1" allowOverlap="1" wp14:anchorId="3949A5D8" wp14:editId="4077CF60">
+              <wp:anchor distT="0" distB="0" distL="0" distR="0" simplePos="0" relativeHeight="251658240" behindDoc="1" locked="0" layoutInCell="1" allowOverlap="1" wp14:anchorId="3949A5D8" wp14:editId="4077CF60">
                 <wp:simplePos x="0" y="0"/>
                 <wp:positionH relativeFrom="page">
                   <wp:posOffset>546417</wp:posOffset>
@@ -3532,7 +2854,7 @@
           </mc:Choice>
           <mc:Fallback>
             <w:pict>
-              <v:shape w14:anchorId="3949A5D8" id="Textbox 24" o:spid="_x0000_s1030" type="#_x0000_t202" style="position:absolute;margin-left:43pt;margin-top:19pt;width:524.5pt;height:20pt;z-index:-15728640;visibility:visible;mso-wrap-style:square;mso-wrap-distance-left:0;mso-wrap-distance-top:0;mso-wrap-distance-right:0;mso-wrap-distance-bottom:0;mso-position-horizontal:absolute;mso-position-horizontal-relative:page;mso-position-vertical:absolute;mso-position-vertical-relative:text;v-text-anchor:top" o:gfxdata="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" fillcolor="#006fc0" stroked="f">
+              <v:shape w14:anchorId="3949A5D8" id="Textbox 24" o:spid="_x0000_s1030" type="#_x0000_t202" style="position:absolute;margin-left:43pt;margin-top:19pt;width:524.5pt;height:20pt;z-index:-251658240;visibility:visible;mso-wrap-style:square;mso-wrap-distance-left:0;mso-wrap-distance-top:0;mso-wrap-distance-right:0;mso-wrap-distance-bottom:0;mso-position-horizontal:absolute;mso-position-horizontal-relative:page;mso-position-vertical:absolute;mso-position-vertical-relative:text;v-text-anchor:top" o:gfxdata="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" fillcolor="#006fc0" stroked="f">
                 <v:textbox inset="0,0,0,0">
                   <w:txbxContent>
                     <w:p>
@@ -3571,7 +2893,7 @@
         <mc:AlternateContent>
           <mc:Choice Requires="wps">
             <w:drawing>
-              <wp:anchor distT="0" distB="0" distL="0" distR="0" simplePos="0" relativeHeight="487588352" behindDoc="1" locked="0" layoutInCell="1" allowOverlap="1" wp14:anchorId="23ADA211" wp14:editId="572F2065">
+              <wp:anchor distT="0" distB="0" distL="0" distR="0" simplePos="0" relativeHeight="251659264" behindDoc="1" locked="0" layoutInCell="1" allowOverlap="1" wp14:anchorId="23ADA211" wp14:editId="572F2065">
                 <wp:simplePos x="0" y="0"/>
                 <wp:positionH relativeFrom="page">
                   <wp:posOffset>571817</wp:posOffset>
@@ -3651,7 +2973,7 @@
         <mc:AlternateContent>
           <mc:Choice Requires="wps">
             <w:drawing>
-              <wp:anchor distT="0" distB="0" distL="0" distR="0" simplePos="0" relativeHeight="487588864" behindDoc="1" locked="0" layoutInCell="1" allowOverlap="1" wp14:anchorId="45FAA1B3" wp14:editId="3B1A3628">
+              <wp:anchor distT="0" distB="0" distL="0" distR="0" simplePos="0" relativeHeight="251660288" behindDoc="1" locked="0" layoutInCell="1" allowOverlap="1" wp14:anchorId="45FAA1B3" wp14:editId="3B1A3628">
                 <wp:simplePos x="0" y="0"/>
                 <wp:positionH relativeFrom="page">
                   <wp:posOffset>571817</wp:posOffset>
@@ -3731,7 +3053,7 @@
         <mc:AlternateContent>
           <mc:Choice Requires="wps">
             <w:drawing>
-              <wp:anchor distT="0" distB="0" distL="0" distR="0" simplePos="0" relativeHeight="487589376" behindDoc="1" locked="0" layoutInCell="1" allowOverlap="1" wp14:anchorId="779C661C" wp14:editId="4606283F">
+              <wp:anchor distT="0" distB="0" distL="0" distR="0" simplePos="0" relativeHeight="251661312" behindDoc="1" locked="0" layoutInCell="1" allowOverlap="1" wp14:anchorId="779C661C" wp14:editId="4606283F">
                 <wp:simplePos x="0" y="0"/>
                 <wp:positionH relativeFrom="page">
                   <wp:posOffset>562292</wp:posOffset>
@@ -3807,132 +3129,22 @@
     </w:p>
     <w:p>
       <w:pPr>
-        <w:pStyle w:val="Corpsdetexte"/>
+        <w:pStyle w:val="BodyText"/>
         <w:spacing w:before="136"/>
         <w:rPr>
           <w:lang w:val="fr-FR"/>
         </w:rPr>
       </w:pPr>
-      <w:r>
-        <w:rPr>
-          <w:rFonts w:ascii="Times New Roman"/>
-          <w:noProof/>
-        </w:rPr>
-        <w:drawing>
-          <wp:anchor distT="0" distB="0" distL="114300" distR="114300" simplePos="0" relativeHeight="487590400" behindDoc="0" locked="0" layoutInCell="1" allowOverlap="1" wp14:anchorId="0ABCE308" wp14:editId="304CC087">
-            <wp:simplePos x="0" y="0"/>
-            <wp:positionH relativeFrom="column">
-              <wp:posOffset>990600</wp:posOffset>
-            </wp:positionH>
-            <wp:positionV relativeFrom="paragraph">
-              <wp:posOffset>366395</wp:posOffset>
-            </wp:positionV>
-            <wp:extent cx="1733228" cy="335280"/>
-            <wp:effectExtent l="0" t="0" r="635" b="7620"/>
-            <wp:wrapNone/>
-            <wp:docPr id="615239220" name="Picture 1"/>
-            <wp:cNvGraphicFramePr>
-              <a:graphicFrameLocks xmlns:a="http://schemas.openxmlformats.org/drawingml/2006/main" noChangeAspect="1"/>
-            </wp:cNvGraphicFramePr>
-            <a:graphic xmlns:a="http://schemas.openxmlformats.org/drawingml/2006/main">
-              <a:graphicData uri="http://schemas.openxmlformats.org/drawingml/2006/picture">
-                <pic:pic xmlns:pic="http://schemas.openxmlformats.org/drawingml/2006/picture">
-                  <pic:nvPicPr>
-                    <pic:cNvPr id="615239220" name="Picture 615239220"/>
-                    <pic:cNvPicPr/>
-                  </pic:nvPicPr>
-                  <pic:blipFill>
-                    <a:blip r:embed="rId12" cstate="print">
-                      <a:extLst>
-                        <a:ext uri="{28A0092B-C50C-407E-A947-70E740481C1C}">
-                          <a14:useLocalDpi xmlns:a14="http://schemas.microsoft.com/office/drawing/2010/main" val="0"/>
-                        </a:ext>
-                      </a:extLst>
-                    </a:blip>
-                    <a:stretch>
-                      <a:fillRect/>
-                    </a:stretch>
-                  </pic:blipFill>
-                  <pic:spPr>
-                    <a:xfrm>
-                      <a:off x="0" y="0"/>
-                      <a:ext cx="1736958" cy="336002"/>
-                    </a:xfrm>
-                    <a:prstGeom prst="rect">
-                      <a:avLst/>
-                    </a:prstGeom>
-                  </pic:spPr>
-                </pic:pic>
-              </a:graphicData>
-            </a:graphic>
-            <wp14:sizeRelH relativeFrom="margin">
-              <wp14:pctWidth>0</wp14:pctWidth>
-            </wp14:sizeRelH>
-            <wp14:sizeRelV relativeFrom="margin">
-              <wp14:pctHeight>0</wp14:pctHeight>
-            </wp14:sizeRelV>
-          </wp:anchor>
-        </w:drawing>
-        <w:drawing>
-          <wp:anchor distT="0" distB="0" distL="114300" distR="114300" simplePos="0" relativeHeight="487590400" behindDoc="0" locked="0" layoutInCell="1" allowOverlap="1" wp14:anchorId="0ABCE308" wp14:editId="304CC087">
-            <wp:simplePos x="0" y="0"/>
-            <wp:positionH relativeFrom="column">
-              <wp:posOffset>4470400</wp:posOffset>
-            </wp:positionH>
-            <wp:positionV relativeFrom="paragraph">
-              <wp:posOffset>366395</wp:posOffset>
-            </wp:positionV>
-            <wp:extent cx="1733228" cy="335280"/>
-            <wp:effectExtent l="0" t="0" r="635" b="7620"/>
-            <wp:wrapNone/>
-            <wp:docPr id="615239221" name="Picture 2"/>
-            <wp:cNvGraphicFramePr>
-              <a:graphicFrameLocks xmlns:a="http://schemas.openxmlformats.org/drawingml/2006/main" noChangeAspect="1"/>
-            </wp:cNvGraphicFramePr>
-            <a:graphic xmlns:a="http://schemas.openxmlformats.org/drawingml/2006/main">
-              <a:graphicData uri="http://schemas.openxmlformats.org/drawingml/2006/picture">
-                <pic:pic xmlns:pic="http://schemas.openxmlformats.org/drawingml/2006/picture">
-                  <pic:nvPicPr>
-                    <pic:cNvPr id="615239221" name="Picture 615239221"/>
-                    <pic:cNvPicPr/>
-                  </pic:nvPicPr>
-                  <pic:blipFill>
-                    <a:blip r:embed="rId900" cstate="print">
-                      <a:extLst>
-                        <a:ext uri="{28A0092B-C50C-407E-A947-70E740481C1C}">
-                          <a14:useLocalDpi xmlns:a14="http://schemas.microsoft.com/office/drawing/2010/main" val="0"/>
-                        </a:ext>
-                      </a:extLst>
-                    </a:blip>
-                    <a:stretch>
-                      <a:fillRect/>
-                    </a:stretch>
-                  </pic:blipFill>
-                  <pic:spPr>
-                    <a:xfrm>
-                      <a:off x="0" y="0"/>
-                      <a:ext cx="1736958" cy="336002"/>
-                    </a:xfrm>
-                    <a:prstGeom prst="rect">
-                      <a:avLst/>
-                    </a:prstGeom>
-                  </pic:spPr>
-                </pic:pic>
-              </a:graphicData>
-            </a:graphic>
-            <wp14:sizeRelH relativeFrom="margin">
-              <wp14:pctWidth>0</wp14:pctWidth>
-            </wp14:sizeRelH>
-            <wp14:sizeRelV relativeFrom="margin">
-              <wp14:pctHeight>0</wp14:pctHeight>
-            </wp14:sizeRelV>
-          </wp:anchor>
-        </w:drawing>
-      </w:r>
+    </w:p>
+    <w:p>
+      <w:pPr>
+        <w:pStyle w:val="BodyText"/>
+        <w:spacing w:before="37"/>
+      </w:pPr>
     </w:p>
     <w:tbl>
       <w:tblPr>
-        <w:tblpPr w:leftFromText="180" w:rightFromText="180" w:vertAnchor="text" w:horzAnchor="margin" w:tblpXSpec="center" w:tblpY="111"/>
+        <w:tblpPr w:leftFromText="180" w:rightFromText="180" w:vertAnchor="text" w:horzAnchor="margin" w:tblpXSpec="center" w:tblpY="1040"/>
         <w:tblW w:w="0" w:type="auto"/>
         <w:tblLayout w:type="fixed"/>
         <w:tblCellMar>
@@ -3980,7 +3192,7 @@
               <mc:AlternateContent>
                 <mc:Choice Requires="wpg">
                   <w:drawing>
-                    <wp:inline distT="0" distB="0" distL="0" distR="0" wp14:anchorId="6BDCA2EF" wp14:editId="0A639214">
+                    <wp:inline distT="0" distB="0" distL="0" distR="0" wp14:anchorId="104A6D16" wp14:editId="12479912">
                       <wp:extent cx="2239010" cy="10795"/>
                       <wp:effectExtent l="9525" t="0" r="0" b="8255"/>
                       <wp:docPr id="28" name="Group 28"/>
@@ -4048,7 +3260,7 @@
                 </mc:Choice>
                 <mc:Fallback>
                   <w:pict>
-                    <v:group w14:anchorId="3622E84C" id="Group 28" o:spid="_x0000_s1026" style="width:176.3pt;height:.85pt;mso-position-horizontal-relative:char;mso-position-vertical-relative:line" coordsize="22390,107" o:gfxdata="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">
+                    <v:group w14:anchorId="33286C70" id="Group 28" o:spid="_x0000_s1026" style="width:176.3pt;height:.85pt;mso-position-horizontal-relative:char;mso-position-vertical-relative:line" coordsize="22390,107" o:gfxdata="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">
                       <v:shape id="Graphic 29" o:spid="_x0000_s1027" style="position:absolute;top:50;width:22390;height:13;visibility:visible;mso-wrap-style:square;v-text-anchor:top" coordsize="2239010,1270" o:gfxdata="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" path="m,l2238779,e" filled="f" strokeweight=".28317mm">
                         <v:stroke dashstyle="3 1"/>
                         <v:path arrowok="t"/>
@@ -4091,7 +3303,7 @@
               <mc:AlternateContent>
                 <mc:Choice Requires="wpg">
                   <w:drawing>
-                    <wp:inline distT="0" distB="0" distL="0" distR="0" wp14:anchorId="28E7C86F" wp14:editId="5F010285">
+                    <wp:inline distT="0" distB="0" distL="0" distR="0" wp14:anchorId="5FC8043B" wp14:editId="17572A38">
                       <wp:extent cx="2239010" cy="10795"/>
                       <wp:effectExtent l="9525" t="0" r="0" b="8255"/>
                       <wp:docPr id="30" name="Group 30"/>
@@ -4159,7 +3371,7 @@
                 </mc:Choice>
                 <mc:Fallback>
                   <w:pict>
-                    <v:group w14:anchorId="3FBC4990" id="Group 30" o:spid="_x0000_s1026" style="width:176.3pt;height:.85pt;mso-position-horizontal-relative:char;mso-position-vertical-relative:line" coordsize="22390,107" o:gfxdata="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">
+                    <v:group w14:anchorId="106ECD5D" id="Group 30" o:spid="_x0000_s1026" style="width:176.3pt;height:.85pt;mso-position-horizontal-relative:char;mso-position-vertical-relative:line" coordsize="22390,107" o:gfxdata="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">
                       <v:shape id="Graphic 31" o:spid="_x0000_s1027" style="position:absolute;top:50;width:22390;height:13;visibility:visible;mso-wrap-style:square;v-text-anchor:top" coordsize="2239010,1270" o:gfxdata="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" path="m,l2238779,e" filled="f" strokeweight=".28317mm">
                         <v:stroke dashstyle="3 1"/>
                         <v:path arrowok="t"/>
@@ -4252,12 +3464,129 @@
       </w:tr>
     </w:tbl>
     <w:p>
-      <w:pPr>
-        <w:pStyle w:val="Corpsdetexte"/>
-        <w:spacing w:before="37"/>
-      </w:pPr>
+      <w:r>
+        <w:rPr>
+          <w:rFonts w:ascii="Times New Roman"/>
+          <w:noProof/>
+        </w:rPr>
+        <w:drawing>
+          <wp:anchor distT="0" distB="0" distL="114300" distR="114300" simplePos="0" relativeHeight="251663360" behindDoc="0" locked="0" layoutInCell="1" allowOverlap="1" wp14:anchorId="0ABCE308" wp14:editId="692E42ED">
+            <wp:simplePos x="0" y="0"/>
+            <wp:positionH relativeFrom="column">
+              <wp:posOffset>4406900</wp:posOffset>
+            </wp:positionH>
+            <wp:positionV relativeFrom="paragraph">
+              <wp:posOffset>364550</wp:posOffset>
+            </wp:positionV>
+            <wp:extent cx="1733228" cy="335280"/>
+            <wp:effectExtent l="0" t="0" r="635" b="7620"/>
+            <wp:wrapNone/>
+            <wp:docPr id="615239221" name="Picture 2"/>
+            <wp:cNvGraphicFramePr>
+              <a:graphicFrameLocks xmlns:a="http://schemas.openxmlformats.org/drawingml/2006/main" noChangeAspect="1"/>
+            </wp:cNvGraphicFramePr>
+            <a:graphic xmlns:a="http://schemas.openxmlformats.org/drawingml/2006/main">
+              <a:graphicData uri="http://schemas.openxmlformats.org/drawingml/2006/picture">
+                <pic:pic xmlns:pic="http://schemas.openxmlformats.org/drawingml/2006/picture">
+                  <pic:nvPicPr>
+                    <pic:cNvPr id="615239221" name="Picture 615239221"/>
+                    <pic:cNvPicPr/>
+                  </pic:nvPicPr>
+                  <pic:blipFill>
+                    <a:blip r:embed="rId12" cstate="print">
+                      <a:extLst>
+                        <a:ext uri="{28A0092B-C50C-407E-A947-70E740481C1C}">
+                          <a14:useLocalDpi xmlns:a14="http://schemas.microsoft.com/office/drawing/2010/main" val="0"/>
+                        </a:ext>
+                      </a:extLst>
+                    </a:blip>
+                    <a:stretch>
+                      <a:fillRect/>
+                    </a:stretch>
+                  </pic:blipFill>
+                  <pic:spPr>
+                    <a:xfrm>
+                      <a:off x="0" y="0"/>
+                      <a:ext cx="1733228" cy="335280"/>
+                    </a:xfrm>
+                    <a:prstGeom prst="rect">
+                      <a:avLst/>
+                    </a:prstGeom>
+                  </pic:spPr>
+                </pic:pic>
+              </a:graphicData>
+            </a:graphic>
+            <wp14:sizeRelH relativeFrom="margin">
+              <wp14:pctWidth>0</wp14:pctWidth>
+            </wp14:sizeRelH>
+            <wp14:sizeRelV relativeFrom="margin">
+              <wp14:pctHeight>0</wp14:pctHeight>
+            </wp14:sizeRelV>
+          </wp:anchor>
+        </w:drawing>
+      </w:r>
+      <w:r>
+        <w:rPr>
+          <w:rFonts w:ascii="Times New Roman"/>
+          <w:noProof/>
+        </w:rPr>
+        <w:drawing>
+          <wp:anchor distT="0" distB="0" distL="114300" distR="114300" simplePos="0" relativeHeight="251662336" behindDoc="0" locked="0" layoutInCell="1" allowOverlap="1" wp14:anchorId="0ABCE308" wp14:editId="0A73AA85">
+            <wp:simplePos x="0" y="0"/>
+            <wp:positionH relativeFrom="column">
+              <wp:posOffset>1028700</wp:posOffset>
+            </wp:positionH>
+            <wp:positionV relativeFrom="paragraph">
+              <wp:posOffset>364490</wp:posOffset>
+            </wp:positionV>
+            <wp:extent cx="1733228" cy="335280"/>
+            <wp:effectExtent l="0" t="0" r="635" b="7620"/>
+            <wp:wrapNone/>
+            <wp:docPr id="615239220" name="Picture 1"/>
+            <wp:cNvGraphicFramePr>
+              <a:graphicFrameLocks xmlns:a="http://schemas.openxmlformats.org/drawingml/2006/main" noChangeAspect="1"/>
+            </wp:cNvGraphicFramePr>
+            <a:graphic xmlns:a="http://schemas.openxmlformats.org/drawingml/2006/main">
+              <a:graphicData uri="http://schemas.openxmlformats.org/drawingml/2006/picture">
+                <pic:pic xmlns:pic="http://schemas.openxmlformats.org/drawingml/2006/picture">
+                  <pic:nvPicPr>
+                    <pic:cNvPr id="615239220" name="Picture 615239220"/>
+                    <pic:cNvPicPr/>
+                  </pic:nvPicPr>
+                  <pic:blipFill>
+                    <a:blip r:embed="rId12" cstate="print">
+                      <a:extLst>
+                        <a:ext uri="{28A0092B-C50C-407E-A947-70E740481C1C}">
+                          <a14:useLocalDpi xmlns:a14="http://schemas.microsoft.com/office/drawing/2010/main" val="0"/>
+                        </a:ext>
+                      </a:extLst>
+                    </a:blip>
+                    <a:stretch>
+                      <a:fillRect/>
+                    </a:stretch>
+                  </pic:blipFill>
+                  <pic:spPr>
+                    <a:xfrm>
+                      <a:off x="0" y="0"/>
+                      <a:ext cx="1733228" cy="335280"/>
+                    </a:xfrm>
+                    <a:prstGeom prst="rect">
+                      <a:avLst/>
+                    </a:prstGeom>
+                  </pic:spPr>
+                </pic:pic>
+              </a:graphicData>
+            </a:graphic>
+            <wp14:sizeRelH relativeFrom="margin">
+              <wp14:pctWidth>0</wp14:pctWidth>
+            </wp14:sizeRelH>
+            <wp14:sizeRelV relativeFrom="margin">
+              <wp14:pctHeight>0</wp14:pctHeight>
+            </wp14:sizeRelV>
+          </wp:anchor>
+        </w:drawing>
+      </w:r>
     </w:p>
-    <w:p/>
     <w:sectPr>
       <w:type w:val="continuous"/>
       <w:pgSz w:w="12240" w:h="15840"/>
@@ -4291,7 +3620,7 @@
 <w:ftr xmlns:wpc="http://schemas.microsoft.com/office/word/2010/wordprocessingCanvas" xmlns:cx="http://schemas.microsoft.com/office/drawing/2014/chartex" xmlns:cx1="http://schemas.microsoft.com/office/drawing/2015/9/8/chartex" xmlns:cx2="http://schemas.microsoft.com/office/drawing/2015/10/21/chartex" xmlns:cx3="http://schemas.microsoft.com/office/drawing/2016/5/9/chartex" xmlns:cx4="http://schemas.microsoft.com/office/drawing/2016/5/10/chartex" xmlns:cx5="http://schemas.microsoft.com/office/drawing/2016/5/11/chartex" xmlns:cx6="http://schemas.microsoft.com/office/drawing/2016/5/12/chartex" xmlns:cx7="http://schemas.microsoft.com/office/drawing/2016/5/13/chartex" xmlns:cx8="http://schemas.microsoft.com/office/drawing/2016/5/14/chartex" xmlns:mc="http://schemas.openxmlformats.org/markup-compatibility/2006" xmlns:aink="http://schemas.microsoft.com/office/drawing/2016/ink" xmlns:am3d="http://schemas.microsoft.com/office/drawing/2017/model3d" xmlns:o="urn:schemas-microsoft-com:office:office" xmlns:oel="http://schemas.microsoft.com/office/2019/extlst" xmlns:r="http://schemas.openxmlformats.org/officeDocument/2006/relationships" xmlns:m="http://schemas.openxmlformats.org/officeDocument/2006/math" xmlns:v="urn:schemas-microsoft-com:vml" xmlns:wp14="http://schemas.microsoft.com/office/word/2010/wordprocessingDrawing" xmlns:wp="http://schemas.openxmlformats.org/drawingml/2006/wordprocessingDrawing" xmlns:w10="urn:schemas-microsoft-com:office:word" xmlns:w="http://schemas.openxmlformats.org/wordprocessingml/2006/main" xmlns:w14="http://schemas.microsoft.com/office/word/2010/wordml" xmlns:w15="http://schemas.microsoft.com/office/word/2012/wordml" xmlns:w16cei="http://schemas.microsoft.com/office/word/2026/wordml/cei" xmlns:w16cex="http://schemas.microsoft.com/office/word/2018/wordml/cex" xmlns:w16cid="http://schemas.microsoft.com/office/word/2016/wordml/cid" xmlns:w16="http://schemas.microsoft.com/office/word/2018/wordml" xmlns:w16du="http://schemas.microsoft.com/office/word/2023/wordml/word16du" xmlns:w16sdtdh="http://schemas.microsoft.com/office/word/2020/wordml/sdtdatahash" xmlns:w16sdtfl="http://schemas.microsoft.com/office/word/2024/wordml/sdtformatlock" xmlns:w16se="http://schemas.microsoft.com/office/word/2015/wordml/symex" xmlns:wpg="http://schemas.microsoft.com/office/word/2010/wordprocessingGroup" xmlns:wpi="http://schemas.microsoft.com/office/word/2010/wordprocessingInk" xmlns:wne="http://schemas.microsoft.com/office/word/2006/wordml" xmlns:wps="http://schemas.microsoft.com/office/word/2010/wordprocessingShape" mc:Ignorable="w14 w15 w16se w16cid w16 w16cex w16sdtdh w16sdtfl w16du wp14">
   <w:p>
     <w:pPr>
-      <w:pStyle w:val="Corpsdetexte"/>
+      <w:pStyle w:val="BodyText"/>
       <w:spacing w:line="14" w:lineRule="auto"/>
     </w:pPr>
     <w:r>
@@ -4446,7 +3775,7 @@
               <v:stroke joinstyle="miter"/>
               <v:path gradientshapeok="t" o:connecttype="rect"/>
             </v:shapetype>
-            <v:shape id="Textbox 1" o:spid="_x0000_s1031" type="#_x0000_t202" style="position:absolute;margin-left:44pt;margin-top:743pt;width:197.35pt;height:34pt;z-index:-15868416;visibility:visible;mso-wrap-style:square;mso-wrap-distance-left:0;mso-wrap-distance-top:0;mso-wrap-distance-right:0;mso-wrap-distance-bottom:0;mso-position-horizontal:absolute;mso-position-horizontal-relative:page;mso-position-vertical:absolute;mso-position-vertical-relative:page;v-text-anchor:top" o:gfxdata="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" filled="f" stroked="f">
+            <v:shape id="Textbox 1" o:spid="_x0000_s1031" type="#_x0000_t202" style="position:absolute;margin-left:44pt;margin-top:743pt;width:197.35pt;height:34pt;z-index:-15868416;visibility:visible;mso-wrap-style:square;mso-wrap-distance-left:0;mso-wrap-distance-top:0;mso-wrap-distance-right:0;mso-wrap-distance-bottom:0;mso-position-horizontal:absolute;mso-position-horizontal-relative:page;mso-position-vertical:absolute;mso-position-vertical-relative:page;v-text-anchor:top" o:gfxdata="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" filled="f" stroked="f">
               <v:textbox inset="0,0,0,0">
                 <w:txbxContent>
                   <w:p>
@@ -4660,7 +3989,7 @@
         </mc:Choice>
         <mc:Fallback>
           <w:pict>
-            <v:shape w14:anchorId="0455E7D2" id="Textbox 2" o:spid="_x0000_s1032" type="#_x0000_t202" style="position:absolute;margin-left:518.45pt;margin-top:754pt;width:42.35pt;height:11pt;z-index:-15867904;visibility:visible;mso-wrap-style:square;mso-wrap-distance-left:0;mso-wrap-distance-top:0;mso-wrap-distance-right:0;mso-wrap-distance-bottom:0;mso-position-horizontal:absolute;mso-position-horizontal-relative:page;mso-position-vertical:absolute;mso-position-vertical-relative:page;v-text-anchor:top" o:gfxdata="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" filled="f" stroked="f">
+            <v:shape w14:anchorId="0455E7D2" id="Textbox 2" o:spid="_x0000_s1032" type="#_x0000_t202" style="position:absolute;margin-left:518.45pt;margin-top:754pt;width:42.35pt;height:11pt;z-index:-15867904;visibility:visible;mso-wrap-style:square;mso-wrap-distance-left:0;mso-wrap-distance-top:0;mso-wrap-distance-right:0;mso-wrap-distance-bottom:0;mso-position-horizontal:absolute;mso-position-horizontal-relative:page;mso-position-vertical:absolute;mso-position-vertical-relative:page;v-text-anchor:top" o:gfxdata="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" filled="f" stroked="f">
               <v:textbox inset="0,0,0,0">
                 <w:txbxContent>
                   <w:p>
@@ -5434,13 +4763,13 @@
       <w:rFonts w:ascii="Calibri" w:eastAsia="Calibri" w:hAnsi="Calibri" w:cs="Calibri"/>
     </w:rPr>
   </w:style>
-  <w:style w:type="character" w:default="1" w:styleId="Policepardfaut">
+  <w:style w:type="character" w:default="1" w:styleId="DefaultParagraphFont">
     <w:name w:val="Default Paragraph Font"/>
     <w:uiPriority w:val="1"/>
     <w:semiHidden/>
     <w:unhideWhenUsed/>
   </w:style>
-  <w:style w:type="table" w:default="1" w:styleId="TableauNormal">
+  <w:style w:type="table" w:default="1" w:styleId="TableNormal">
     <w:name w:val="Normal Table"/>
     <w:uiPriority w:val="99"/>
     <w:semiHidden/>
@@ -5455,13 +4784,13 @@
       </w:tblCellMar>
     </w:tblPr>
   </w:style>
-  <w:style w:type="numbering" w:default="1" w:styleId="Aucuneliste">
+  <w:style w:type="numbering" w:default="1" w:styleId="NoList">
     <w:name w:val="No List"/>
     <w:uiPriority w:val="99"/>
     <w:semiHidden/>
     <w:unhideWhenUsed/>
   </w:style>
-  <w:style w:type="paragraph" w:styleId="Corpsdetexte">
+  <w:style w:type="paragraph" w:styleId="BodyText">
     <w:name w:val="Body Text"/>
     <w:basedOn w:val="Normal"/>
     <w:uiPriority w:val="1"/>
@@ -5471,7 +4800,7 @@
       <w:szCs w:val="20"/>
     </w:rPr>
   </w:style>
-  <w:style w:type="paragraph" w:styleId="Titre">
+  <w:style w:type="paragraph" w:styleId="Title">
     <w:name w:val="Title"/>
     <w:basedOn w:val="Normal"/>
     <w:uiPriority w:val="10"/>
@@ -5488,7 +4817,7 @@
       <w:szCs w:val="24"/>
     </w:rPr>
   </w:style>
-  <w:style w:type="paragraph" w:styleId="Paragraphedeliste">
+  <w:style w:type="paragraph" w:styleId="ListParagraph">
     <w:name w:val="List Paragraph"/>
     <w:basedOn w:val="Normal"/>
     <w:uiPriority w:val="1"/>
@@ -5500,9 +4829,9 @@
     <w:uiPriority w:val="1"/>
     <w:qFormat/>
   </w:style>
-  <w:style w:type="table" w:styleId="Grilledutableau">
+  <w:style w:type="table" w:styleId="TableGrid">
     <w:name w:val="Table Grid"/>
-    <w:basedOn w:val="TableauNormal"/>
+    <w:basedOn w:val="TableNormal"/>
     <w:uiPriority w:val="39"/>
     <w:rsid w:val="00886519"/>
     <w:tblPr>
@@ -5803,6 +5132,21 @@
 </file>
 
 <file path=customXml/item1.xml><?xml version="1.0" encoding="utf-8"?>
+<?mso-contentType ?>
+<FormTemplates xmlns="http://schemas.microsoft.com/sharepoint/v3/contenttype/forms">
+  <Display>DocumentLibraryForm</Display>
+  <Edit>DocumentLibraryForm</Edit>
+  <New>DocumentLibraryForm</New>
+</FormTemplates>
+</file>
+
+<file path=customXml/item2.xml><?xml version="1.0" encoding="utf-8"?>
+<p:properties xmlns:p="http://schemas.microsoft.com/office/2006/metadata/properties" xmlns:xsi="http://www.w3.org/2001/XMLSchema-instance" xmlns:pc="http://schemas.microsoft.com/office/infopath/2007/PartnerControls">
+  <documentManagement/>
+</p:properties>
+</file>
+
+<file path=customXml/item3.xml><?xml version="1.0" encoding="utf-8"?>
 <ct:contentTypeSchema xmlns:ct="http://schemas.microsoft.com/office/2006/metadata/contentType" xmlns:ma="http://schemas.microsoft.com/office/2006/metadata/properties/metaAttributes" ct:_="" ma:_="" ma:contentTypeName="Document" ma:contentTypeID="0x010100FE0181B03DFCA9459E9E4BB941E820EF" ma:contentTypeVersion="7" ma:contentTypeDescription="Create a new document." ma:contentTypeScope="" ma:versionID="ea96ee9d9f58101793a83295c09e62fa">
   <xsd:schema xmlns:xsd="http://www.w3.org/2001/XMLSchema" xmlns:xs="http://www.w3.org/2001/XMLSchema" xmlns:p="http://schemas.microsoft.com/office/2006/metadata/properties" xmlns:ns2="1f66ad49-6c24-4f06-9d99-282b43635798" targetNamespace="http://schemas.microsoft.com/office/2006/metadata/properties" ma:root="true" ma:fieldsID="f6688cca6cb98355f873d9fbdd88361b" ns2:_="">
     <xsd:import namespace="1f66ad49-6c24-4f06-9d99-282b43635798"/>
@@ -5964,42 +5308,37 @@
 </ct:contentTypeSchema>
 </file>
 
-<file path=customXml/item2.xml><?xml version="1.0" encoding="utf-8"?>
-<p:properties xmlns:p="http://schemas.microsoft.com/office/2006/metadata/properties" xmlns:xsi="http://www.w3.org/2001/XMLSchema-instance" xmlns:pc="http://schemas.microsoft.com/office/infopath/2007/PartnerControls">
-  <documentManagement/>
-</p:properties>
-</file>
-
-<file path=customXml/item3.xml><?xml version="1.0" encoding="utf-8"?>
-<?mso-contentType ?>
-<FormTemplates xmlns="http://schemas.microsoft.com/sharepoint/v3/contenttype/forms">
-  <Display>DocumentLibraryForm</Display>
-  <Edit>DocumentLibraryForm</Edit>
-  <New>DocumentLibraryForm</New>
-</FormTemplates>
-</file>
-
 <file path=customXml/itemProps1.xml><?xml version="1.0" encoding="utf-8"?>
-<ds:datastoreItem xmlns:ds="http://schemas.openxmlformats.org/officeDocument/2006/customXml" ds:itemID="{BF8DF6AC-7F2A-4AE3-AE8D-2D2B04ABDF33}"/>
+<ds:datastoreItem xmlns:ds="http://schemas.openxmlformats.org/officeDocument/2006/customXml" ds:itemID="{95568933-6BD7-497F-92C6-58760040C527}">
+  <ds:schemaRefs>
+    <ds:schemaRef ds:uri="http://schemas.microsoft.com/sharepoint/v3/contenttype/forms"/>
+  </ds:schemaRefs>
+</ds:datastoreItem>
 </file>
 
 <file path=customXml/itemProps2.xml><?xml version="1.0" encoding="utf-8"?>
 <ds:datastoreItem xmlns:ds="http://schemas.openxmlformats.org/officeDocument/2006/customXml" ds:itemID="{7A6288C4-50B9-412E-83D4-B7310457CAC7}">
   <ds:schemaRefs>
     <ds:schemaRef ds:uri="http://schemas.microsoft.com/office/2006/metadata/properties"/>
-    <ds:schemaRef ds:uri="http://www.w3.org/2000/xmlns/"/>
-    <ds:schemaRef ds:uri="0f1e4ef2-f988-4d06-ad0c-cee204b39108"/>
     <ds:schemaRef ds:uri="http://schemas.microsoft.com/office/infopath/2007/PartnerControls"/>
-    <ds:schemaRef ds:uri="8f5c4adb-8de7-4d98-a648-5a360dc0b9b1"/>
-    <ds:schemaRef ds:uri="http://www.w3.org/2001/XMLSchema-instance"/>
   </ds:schemaRefs>
 </ds:datastoreItem>
 </file>
 
 <file path=customXml/itemProps3.xml><?xml version="1.0" encoding="utf-8"?>
-<ds:datastoreItem xmlns:ds="http://schemas.openxmlformats.org/officeDocument/2006/customXml" ds:itemID="{95568933-6BD7-497F-92C6-58760040C527}">
+<ds:datastoreItem xmlns:ds="http://schemas.openxmlformats.org/officeDocument/2006/customXml" ds:itemID="{BF8DF6AC-7F2A-4AE3-AE8D-2D2B04ABDF33}">
   <ds:schemaRefs>
-    <ds:schemaRef ds:uri="http://schemas.microsoft.com/sharepoint/v3/contenttype/forms"/>
+    <ds:schemaRef ds:uri="http://schemas.microsoft.com/office/2006/metadata/contentType"/>
+    <ds:schemaRef ds:uri="http://schemas.microsoft.com/office/2006/metadata/properties/metaAttributes"/>
+    <ds:schemaRef ds:uri="http://www.w3.org/2001/XMLSchema"/>
+    <ds:schemaRef ds:uri="http://schemas.microsoft.com/office/2006/metadata/properties"/>
+    <ds:schemaRef ds:uri="1f66ad49-6c24-4f06-9d99-282b43635798"/>
+    <ds:schemaRef ds:uri="http://schemas.microsoft.com/office/2006/documentManagement/types"/>
+    <ds:schemaRef ds:uri="http://schemas.microsoft.com/office/infopath/2007/PartnerControls"/>
+    <ds:schemaRef ds:uri="http://schemas.openxmlformats.org/package/2006/metadata/core-properties"/>
+    <ds:schemaRef ds:uri="http://purl.org/dc/elements/1.1/"/>
+    <ds:schemaRef ds:uri="http://purl.org/dc/terms/"/>
+    <ds:schemaRef ds:uri="http://schemas.microsoft.com/internal/obd"/>
   </ds:schemaRefs>
 </ds:datastoreItem>
 </file>